--- a/data/outputs/docx/Grade 10 Bio/Bio 2.1 Plant Nutrition/docx/Biology_PlantNutrition_SummaryTable.docx
+++ b/data/outputs/docx/Grade 10 Bio/Bio 2.1 Plant Nutrition/docx/Biology_PlantNutrition_SummaryTable.docx
@@ -70,6 +70,7 @@
           <w:insideH w:val="single" w:color="auto" w:sz="4"/>
           <w:insideV w:val="single" w:color="auto" w:sz="4"/>
         </w:tblBorders>
+        <w:tblLayout w:type="fixed"/>
       </w:tblPr>
       <w:tblGrid>
         <w:gridCol w:w="4320"/>
@@ -308,6 +309,7 @@
           <w:insideH w:val="single" w:color="auto" w:sz="4"/>
           <w:insideV w:val="single" w:color="auto" w:sz="4"/>
         </w:tblBorders>
+        <w:tblLayout w:type="fixed"/>
       </w:tblPr>
       <w:tblGrid>
         <w:gridCol w:w="13680"/>
@@ -430,6 +432,7 @@
           <w:insideH w:val="single" w:color="auto" w:sz="4"/>
           <w:insideV w:val="single" w:color="auto" w:sz="4"/>
         </w:tblBorders>
+        <w:tblLayout w:type="fixed"/>
       </w:tblPr>
       <w:tblGrid>
         <w:gridCol w:w="1200"/>
